--- a/Two-page-resume/FullStackEngineer_Sangameshwar_Melkunde_Resume_21Aug.docx
+++ b/Two-page-resume/FullStackEngineer_Sangameshwar_Melkunde_Resume_21Aug.docx
@@ -819,14 +819,32 @@
         <w:jc w:val="both"/>
       </w:pPr>
       <w:r>
-        <w:t xml:space="preserve">Led a Domain Driven Design for newly launched </w:t>
+        <w:t xml:space="preserve">Led a </w:t>
+      </w:r>
+      <w:r>
+        <w:rPr>
+          <w:b/>
+          <w:bCs/>
+        </w:rPr>
+        <w:t>Domain Driven Design</w:t>
+      </w:r>
+      <w:r>
+        <w:t xml:space="preserve"> for newly launched </w:t>
       </w:r>
       <w:proofErr w:type="spellStart"/>
       <w:r>
+        <w:rPr>
+          <w:b/>
+          <w:bCs/>
+        </w:rPr>
         <w:t>Expact</w:t>
       </w:r>
       <w:proofErr w:type="spellEnd"/>
       <w:r>
+        <w:rPr>
+          <w:b/>
+          <w:bCs/>
+        </w:rPr>
         <w:t xml:space="preserve"> onboarding and Digital Outreach</w:t>
       </w:r>
       <w:r>
@@ -4932,31 +4950,7 @@
             <w:sz w:val="18"/>
             <w:szCs w:val="18"/>
           </w:rPr>
-          <w:t>Ud</w:t>
-        </w:r>
-        <w:r>
-          <w:rPr>
-            <w:rStyle w:val="Hyperlink"/>
-            <w:b w:val="0"/>
-            <w:bCs/>
-            <w:i/>
-            <w:iCs/>
-            <w:sz w:val="18"/>
-            <w:szCs w:val="18"/>
-          </w:rPr>
-          <w:t>e</w:t>
-        </w:r>
-        <w:r>
-          <w:rPr>
-            <w:rStyle w:val="Hyperlink"/>
-            <w:b w:val="0"/>
-            <w:bCs/>
-            <w:i/>
-            <w:iCs/>
-            <w:sz w:val="18"/>
-            <w:szCs w:val="18"/>
-          </w:rPr>
-          <w:t>my</w:t>
+          <w:t>Udemy</w:t>
         </w:r>
       </w:hyperlink>
       <w:r>
